--- a/data/revised_2026-10_full/outputs/v2/Physics/SS3.1_Radioactivity_and_Stability_of_Isotopes/Physics_Radioactivity_and_Stability_of_Isotopes_SummaryTable.docx
+++ b/data/revised_2026-10_full/outputs/v2/Physics/SS3.1_Radioactivity_and_Stability_of_Isotopes/Physics_Radioactivity_and_Stability_of_Isotopes_SummaryTable.docx
@@ -1694,7 +1694,7 @@
         </w:rPr>
         <w:t xml:space="preserve">© 2026 SeaVuria and ARES. This work is licensed under a </w:t>
       </w:r>
-      <w:hyperlink w:history="1" r:id="rId0eyj6vyxqfif7jw-g_2dx">
+      <w:hyperlink w:history="1" r:id="rIdlf1raanzbwq_c8isu6mg6">
         <w:r>
           <w:rPr>
             <w:rFonts w:ascii="Arial" w:cs="Arial" w:eastAsia="Arial" w:hAnsi="Arial"/>
@@ -1714,7 +1714,7 @@
         </w:rPr>
         <w:t xml:space="preserve"> (</w:t>
       </w:r>
-      <w:hyperlink w:history="1" r:id="rIdx9xttkp_7mfz1rshdldfq">
+      <w:hyperlink w:history="1" r:id="rIdgfnewkbeqp7frgm0qxvvd">
         <w:r>
           <w:rPr>
             <w:rFonts w:ascii="Arial" w:cs="Arial" w:eastAsia="Arial" w:hAnsi="Arial"/>
@@ -1734,7 +1734,7 @@
         </w:rPr>
         <w:t xml:space="preserve">). To view a copy of this license, visit </w:t>
       </w:r>
-      <w:hyperlink w:history="1" r:id="rIddolm341_34tq_3m65lsgr">
+      <w:hyperlink w:history="1" r:id="rIdf7io8ldph9eeyvooxzfwq">
         <w:r>
           <w:rPr>
             <w:rFonts w:ascii="Arial" w:cs="Arial" w:eastAsia="Arial" w:hAnsi="Arial"/>
